--- a/previews/laender-astro/documents/TEMPLATE_Dokumentation_der_Digitaltauglichkeit_Interoperabilitaet.docx
+++ b/previews/laender-astro/documents/TEMPLATE_Dokumentation_der_Digitaltauglichkeit_Interoperabilitaet.docx
@@ -228,7 +228,7 @@
                 <w:rtl w:val="0"/>
                 <w:lang w:val="de-DE"/>
               </w:rPr>
-              <w:t>fung.</w:t>
+              <w:t>fung</w:t>
             </w:r>
             <w:r>
               <w:rPr>
